--- a/设计文档.docx
+++ b/设计文档.docx
@@ -2,6 +2,25 @@
 <file path=word/document.xml><?xml version="1.0" encoding="utf-8"?>
 <w:document xmlns:wpc="http://schemas.microsoft.com/office/word/2010/wordprocessingCanvas" xmlns:cx="http://schemas.microsoft.com/office/drawing/2014/chartex" xmlns:cx1="http://schemas.microsoft.com/office/drawing/2015/9/8/chartex" xmlns:cx2="http://schemas.microsoft.com/office/drawing/2015/10/21/chartex" xmlns:cx3="http://schemas.microsoft.com/office/drawing/2016/5/9/chartex" xmlns:cx4="http://schemas.microsoft.com/office/drawing/2016/5/10/chartex" xmlns:cx5="http://schemas.microsoft.com/office/drawing/2016/5/11/chartex" xmlns:cx6="http://schemas.microsoft.com/office/drawing/2016/5/12/chartex" xmlns:cx7="http://schemas.microsoft.com/office/drawing/2016/5/13/chartex" xmlns:cx8="http://schemas.microsoft.com/office/drawing/2016/5/14/chartex" xmlns:mc="http://schemas.openxmlformats.org/markup-compatibility/2006" xmlns:o="urn:schemas-microsoft-com:office:office" xmlns:r="http://schemas.openxmlformats.org/officeDocument/2006/relationships" xmlns:m="http://schemas.openxmlformats.org/officeDocument/2006/math" xmlns:v="urn:schemas-microsoft-com:vml" xmlns:wp14="http://schemas.microsoft.com/office/word/2010/wordprocessingDrawing" xmlns:wp="http://schemas.openxmlformats.org/drawingml/2006/wordprocessingDrawing" xmlns:w="http://schemas.openxmlformats.org/wordprocessingml/2006/main" xmlns:w14="http://schemas.microsoft.com/office/word/2010/wordml" xmlns:w10="urn:schemas-microsoft-com:office:word" xmlns:w15="http://schemas.microsoft.com/office/word/2012/wordml" xmlns:wpg="http://schemas.microsoft.com/office/word/2010/wordprocessingGroup" xmlns:wpi="http://schemas.microsoft.com/office/word/2010/wordprocessingInk" xmlns:wne="http://schemas.microsoft.com/office/word/2006/wordml" xmlns:wps="http://schemas.microsoft.com/office/word/2010/wordprocessingShape" xmlns:wpsCustomData="http://www.wps.cn/officeDocument/2013/wpsCustomData" mc:Ignorable="w14 w15 wp14">
   <w:body>
+    <w:p>
+      <w:pPr>
+        <w:pStyle w:val="2"/>
+        <w:bidi w:val="0"/>
+        <w:rPr>
+          <w:rFonts w:hint="default"/>
+          <w:lang w:val="en-US" w:eastAsia="zh-CN"/>
+        </w:rPr>
+      </w:pPr>
+      <w:r>
+        <w:rPr>
+          <w:rFonts w:hint="eastAsia"/>
+          <w:lang w:val="en-US" w:eastAsia="zh-CN"/>
+        </w:rPr>
+        <w:t>TMIE：2026/10/10-2026/11/10</w:t>
+      </w:r>
+      <w:bookmarkStart w:id="0" w:name="_GoBack"/>
+      <w:bookmarkEnd w:id="0"/>
+    </w:p>
     <w:p>
       <w:pPr>
         <w:rPr>
@@ -24,8 +43,21 @@
           <w:lang w:val="en-US" w:eastAsia="zh-CN"/>
         </w:rPr>
       </w:pPr>
-      <w:bookmarkStart w:id="0" w:name="_GoBack"/>
-      <w:bookmarkEnd w:id="0"/>
+      <w:r>
+        <w:rPr>
+          <w:rFonts w:hint="eastAsia"/>
+          <w:lang w:val="en-US" w:eastAsia="zh-CN"/>
+        </w:rPr>
+        <w:t>主控平台：</w:t>
+      </w:r>
+    </w:p>
+    <w:p>
+      <w:pPr>
+        <w:rPr>
+          <w:rFonts w:hint="default"/>
+          <w:lang w:val="en-US" w:eastAsia="zh-CN"/>
+        </w:rPr>
+      </w:pPr>
     </w:p>
     <w:sectPr>
       <w:pgSz w:w="11906" w:h="16838"/>
@@ -313,12 +345,30 @@
       <w:lang w:val="en-US" w:eastAsia="zh-CN" w:bidi="ar-SA"/>
     </w:rPr>
   </w:style>
-  <w:style w:type="character" w:default="1" w:styleId="3">
+  <w:style w:type="paragraph" w:styleId="2">
+    <w:name w:val="heading 1"/>
+    <w:basedOn w:val="1"/>
+    <w:next w:val="1"/>
+    <w:qFormat/>
+    <w:uiPriority w:val="0"/>
+    <w:pPr>
+      <w:keepNext/>
+      <w:keepLines/>
+      <w:spacing w:before="340" w:beforeLines="0" w:beforeAutospacing="0" w:after="330" w:afterLines="0" w:afterAutospacing="0" w:line="576" w:lineRule="auto"/>
+      <w:outlineLvl w:val="0"/>
+    </w:pPr>
+    <w:rPr>
+      <w:b/>
+      <w:kern w:val="44"/>
+      <w:sz w:val="44"/>
+    </w:rPr>
+  </w:style>
+  <w:style w:type="character" w:default="1" w:styleId="4">
     <w:name w:val="Default Paragraph Font"/>
     <w:semiHidden/>
     <w:uiPriority w:val="0"/>
   </w:style>
-  <w:style w:type="table" w:default="1" w:styleId="2">
+  <w:style w:type="table" w:default="1" w:styleId="3">
     <w:name w:val="Normal Table"/>
     <w:semiHidden/>
     <w:qFormat/>
